--- a/Perfect_Foundation_SMS_Project_Report.docx
+++ b/Perfect_Foundation_SMS_Project_Report.docx
@@ -5023,6 +5023,197 @@
         <w:t>Complete the demo-data story by fixing the 'model not found' coverage gaps (Alumni, Ticket, Lesson, etc.).</w:t>
       </w:r>
     </w:p>
+    <w:p/>
+    <w:p>
+      <w:pPr>
+        <w:pStyle w:val="Heading1"/>
+      </w:pPr>
+      <w:r>
+        <w:t>Session Summary - 2026-09-02</w:t>
+      </w:r>
+    </w:p>
+    <w:p>
+      <w:pPr>
+        <w:pStyle w:val="Heading2"/>
+      </w:pPr>
+      <w:r>
+        <w:t>Test Run Results</w:t>
+      </w:r>
+    </w:p>
+    <w:p>
+      <w:r>
+        <w:t>Ran 451 tests in 24.191s OK (exit 0) with --settings=config.settings.test</w:t>
+      </w:r>
+    </w:p>
+    <w:p>
+      <w:pPr>
+        <w:pStyle w:val="Heading2"/>
+      </w:pPr>
+      <w:r>
+        <w:t>Demo Data Migration to Deployed DB</w:t>
+      </w:r>
+    </w:p>
+    <w:p>
+      <w:r>
+        <w:t>Successfully migrated idempotent demo-data seeder output (school Demo Education Group / DEMO-EDU) into the deployed production database (Neon Postgres).</w:t>
+      </w:r>
+    </w:p>
+    <w:p>
+      <w:pPr>
+        <w:pStyle w:val="Heading2"/>
+      </w:pPr>
+      <w:r>
+        <w:t>Finance Seeding Completed</w:t>
+      </w:r>
+    </w:p>
+    <w:p>
+      <w:r>
+        <w:t>Invoices: 500, Invoice Items: 3,976, Payments: 302 (randomized 60% payment rate)</w:t>
+      </w:r>
+    </w:p>
+    <w:p>
+      <w:pPr>
+        <w:pStyle w:val="Heading2"/>
+      </w:pPr>
+      <w:r>
+        <w:t>Prior Bug Fixes (from triage session)</w:t>
+      </w:r>
+    </w:p>
+    <w:p>
+      <w:pPr>
+        <w:pStyle w:val="ListBullet"/>
+      </w:pPr>
+      <w:r>
+        <w:t>Student360 endpoint: URL kwarg pk→student_id (was broken)</w:t>
+      </w:r>
+    </w:p>
+    <w:p>
+      <w:pPr>
+        <w:pStyle w:val="ListBullet"/>
+      </w:pPr>
+      <w:r>
+        <w:t>FeeStructure test: pass institution_field="academic_year__school_id"</w:t>
+      </w:r>
+    </w:p>
+    <w:p>
+      <w:pPr>
+        <w:pStyle w:val="ListBullet"/>
+      </w:pPr>
+      <w:r>
+        <w:t>Book issues select_related "teacher" (was "issued_by")</w:t>
+      </w:r>
+    </w:p>
+    <w:p>
+      <w:pPr>
+        <w:pStyle w:val="ListBullet"/>
+      </w:pPr>
+      <w:r>
+        <w:t>get_discipline_summary adds Q import</w:t>
+      </w:r>
+    </w:p>
+    <w:p>
+      <w:pPr>
+        <w:pStyle w:val="ListBullet"/>
+      </w:pPr>
+      <w:r>
+        <w:t>Permission catalog: 9 action/codename mismatches fixed + 8 new ACTION_CHOICES verbs</w:t>
+      </w:r>
+    </w:p>
+    <w:p>
+      <w:pPr>
+        <w:pStyle w:val="ListBullet"/>
+      </w:pPr>
+      <w:r>
+        <w:t>Finance serializers: pdf_contains_text regex for stream parsing</w:t>
+      </w:r>
+    </w:p>
+    <w:p>
+      <w:pPr>
+        <w:pStyle w:val="ListBullet"/>
+      </w:pPr>
+      <w:r>
+        <w:t>Admin user cached (self._admin_user) + query_params = {} clearing</w:t>
+      </w:r>
+    </w:p>
+    <w:p>
+      <w:pPr>
+        <w:pStyle w:val="ListBullet"/>
+      </w:pPr>
+      <w:r>
+        <w:t>Fee-structure test: institution_field arg added</w:t>
+      </w:r>
+    </w:p>
+    <w:p>
+      <w:pPr>
+        <w:pStyle w:val="ListBullet"/>
+      </w:pPr>
+      <w:r>
+        <w:t>Campus isolation invoice test: sets request.query_params = {"campus": str(self.campus_a1.pk)}</w:t>
+      </w:r>
+    </w:p>
+    <w:p>
+      <w:pPr>
+        <w:pStyle w:val="ListBullet"/>
+      </w:pPr>
+      <w:r>
+        <w:t>Accounts test-access: reuse seeded permission rows (Permission.get not create)</w:t>
+      </w:r>
+    </w:p>
+    <w:p>
+      <w:pPr>
+        <w:pStyle w:val="ListBullet"/>
+      </w:pPr>
+      <w:r>
+        <w:t>Student fixtures: set institution=self.school in denied test</w:t>
+      </w:r>
+    </w:p>
+    <w:p>
+      <w:pPr>
+        <w:pStyle w:val="ListBullet"/>
+      </w:pPr>
+      <w:r>
+        <w:t>Invoice/Payment numbering: added missing institution arg</w:t>
+      </w:r>
+    </w:p>
+    <w:p>
+      <w:pPr>
+        <w:pStyle w:val="ListBullet"/>
+      </w:pPr>
+      <w:r>
+        <w:t>ReportCard.publish(): now notifies (only unlock() did before)</w:t>
+      </w:r>
+    </w:p>
+    <w:p>
+      <w:pPr>
+        <w:pStyle w:val="ListBullet"/>
+      </w:pPr>
+      <w:r>
+        <w:t>Login double-audit removed from views.py</w:t>
+      </w:r>
+    </w:p>
+    <w:p>
+      <w:pPr>
+        <w:pStyle w:val="Heading2"/>
+      </w:pPr>
+      <w:r>
+        <w:t>Deployment Status</w:t>
+      </w:r>
+    </w:p>
+    <w:p>
+      <w:r>
+        <w:t>Live backend: https://perfect-foundation-api.vercel.app/api/... (Vercel serverless Django)</w:t>
+      </w:r>
+    </w:p>
+    <w:p>
+      <w:r>
+        <w:t>Demo DB: Neon Postgres (direct endpoint, no pooler stalls after bulk fix)</w:t>
+      </w:r>
+    </w:p>
+    <w:p>
+      <w:r>
+        <w:t>Seed entry: manage.py seed_demo_data --all --allow-prod</w:t>
+      </w:r>
+    </w:p>
     <w:sectPr>
       <w:footerReference w:type="default" r:id="rId9"/>
       <w:pgSz w:w="12240" w:h="15840"/>

--- a/Perfect_Foundation_SMS_Project_Report.docx
+++ b/Perfect_Foundation_SMS_Project_Report.docx
@@ -2344,10 +2344,7 @@
           <w:p>
             <w:r/>
             <w:r>
-              <w:rPr>
-                <w:sz w:val="19"/>
-              </w:rPr>
-              <w:t>Stub + migration drift</w:t>
+              <w:t>Now working end-to-end (2 prod fixes deployed); fully seeded</w:t>
             </w:r>
           </w:p>
         </w:tc>
@@ -3423,10 +3420,7 @@
           <w:p>
             <w:r/>
             <w:r>
-              <w:rPr>
-                <w:sz w:val="19"/>
-              </w:rPr>
-              <w:t>15,000 attendance, 150 exams, 1,350 schedules, 10,770 results, 1,095 report cards</w:t>
+              <w:t>15,000 attendance, 150 exams, 1,000 timetable entries, 1,095 report cards (4,380 subject entries), 650 student leaves</w:t>
             </w:r>
           </w:p>
         </w:tc>
@@ -3455,10 +3449,7 @@
           <w:p>
             <w:r/>
             <w:r>
-              <w:rPr>
-                <w:sz w:val="19"/>
-              </w:rPr>
-              <w:t>500 invoices, 1,000 items, 443 payments, 280 fee structures, 24 concessions, 13 accounts</w:t>
+              <w:t>500 invoices (3,976 items), 302 payments, 520 fee structures, 13 accounts, 5 expenses</w:t>
             </w:r>
           </w:p>
         </w:tc>
@@ -3487,10 +3478,7 @@
           <w:p>
             <w:r/>
             <w:r>
-              <w:rPr>
-                <w:sz w:val="19"/>
-              </w:rPr>
-              <w:t>10 departments, 12 designations, 146 employees, 100 salary structures, 240 payslips</w:t>
+              <w:t>146 employees (HR), payroll: 146 salary structures, 438 payroll records, 438 payslips (3 pay periods)</w:t>
             </w:r>
           </w:p>
         </w:tc>
@@ -3551,10 +3539,55 @@
           <w:p>
             <w:r/>
             <w:r>
-              <w:rPr>
-                <w:sz w:val="19"/>
-              </w:rPr>
-              <w:t>25 courses, 50 homework, 35 events, 25 announcements, 125 notifications, 60 messages, 50 tickets, 50 alumni, 10 transfers</w:t>
+              <w:t>25 courses (LMS), 50 homework (365 submissions), 35 events (175 RSVPs), 25 announcements, 125 notifications, 60 messages (user-scoped), 25 SMS logs, 50 helpdesk tickets, 50 alumni, 10 transfers, 40 discipline incidents</w:t>
+            </w:r>
+          </w:p>
+        </w:tc>
+      </w:tr>
+      <w:tr>
+        <w:tc>
+          <w:tcPr>
+            <w:tcW w:type="dxa" w:w="4680"/>
+          </w:tcPr>
+          <w:p>
+            <w:r/>
+            <w:r>
+              <w:t>Assets / Hostel / Health / IDs</w:t>
+            </w:r>
+          </w:p>
+        </w:tc>
+        <w:tc>
+          <w:tcPr>
+            <w:tcW w:type="dxa" w:w="4680"/>
+          </w:tcPr>
+          <w:p>
+            <w:r/>
+            <w:r>
+              <w:t>100 inventory assets, 10 transport vehicles, 10 hostels (40 rooms, 100 allocations), 300 health records, 310 digital IDs, 96 staff</w:t>
+            </w:r>
+          </w:p>
+        </w:tc>
+      </w:tr>
+      <w:tr>
+        <w:tc>
+          <w:tcPr>
+            <w:tcW w:type="dxa" w:w="4680"/>
+          </w:tcPr>
+          <w:p>
+            <w:r/>
+            <w:r>
+              <w:t>Verified live</w:t>
+            </w:r>
+          </w:p>
+        </w:tc>
+        <w:tc>
+          <w:tcPr>
+            <w:tcW w:type="dxa" w:w="4680"/>
+          </w:tcPr>
+          <w:p>
+            <w:r/>
+            <w:r>
+              <w:t>All 34 modules return data on the deployed API; 47/48 frontend routes render without errors</w:t>
             </w:r>
           </w:p>
         </w:tc>
@@ -5214,6 +5247,144 @@
         <w:t>Seed entry: manage.py seed_demo_data --all --allow-prod</w:t>
       </w:r>
     </w:p>
+    <w:p>
+      <w:pPr>
+        <w:pStyle w:val="Heading1"/>
+      </w:pPr>
+      <w:r>
+        <w:t>Session Summary - 2026-09-03 (Latest Deployed Project)</w:t>
+      </w:r>
+    </w:p>
+    <w:p>
+      <w:pPr>
+        <w:pStyle w:val="Heading2"/>
+      </w:pPr>
+      <w:r>
+        <w:t>Production Bug Fixes Deployed</w:t>
+      </w:r>
+    </w:p>
+    <w:p>
+      <w:pPr/>
+      <w:r>
+        <w:rPr>
+          <w:b w:val="0"/>
+        </w:rPr>
+        <w:t>Two real defects in the deployed backend were found and fixed in this session, both verified on the live API:</w:t>
+      </w:r>
+    </w:p>
+    <w:p>
+      <w:pPr>
+        <w:pStyle w:val="ListBullet"/>
+      </w:pPr>
+      <w:r>
+        <w:t>Payroll end-to-end fix: serializers referenced a stale "teacher" relationship instead of "employee"; the payroll DB schema had teacher_id non-nullable; PayslipListView used the wrong kwarg path (teacher_path vs employee_path). Fixed serializers/views, aligned schema, reseeded payroll fully (146 structures, 438 records, 438 payslips). See backend/apps/payroll/ and commit 2d7f1a1.</w:t>
+      </w:r>
+    </w:p>
+    <w:p>
+      <w:pPr>
+        <w:pStyle w:val="ListBullet"/>
+      </w:pPr>
+      <w:r>
+        <w:t>Inquiry list 500: InquiryListCreateView.get_queryset (backend/apps/students/views.py:863) called select_related("guardian", ...) but Inquiry has no guardian FK (only string fields guardian_name/guardian_email). This raised FieldError -&gt; HTTP 500 on /api/students/inquiries/. Removed the stale reference; the endpoint now returns 200. See commit 55216f1.</w:t>
+      </w:r>
+    </w:p>
+    <w:p>
+      <w:pPr>
+        <w:pStyle w:val="Heading2"/>
+      </w:pPr>
+      <w:r>
+        <w:t>Full Module Seeding Completed on Deployed DB</w:t>
+      </w:r>
+    </w:p>
+    <w:p>
+      <w:pPr/>
+      <w:r>
+        <w:rPr>
+          <w:b w:val="0"/>
+        </w:rPr>
+        <w:t>All demo modules are now populated and verified against the live Neon PostgreSQL production database, so the deployed frontend renders real content for every module:</w:t>
+      </w:r>
+    </w:p>
+    <w:p>
+      <w:pPr>
+        <w:pStyle w:val="ListBullet"/>
+      </w:pPr>
+      <w:r>
+        <w:t>People &amp; academics: 500 students, 500 enrollments, 350 guardians, 50 teachers, 96 staff, 65 classes, 195 sections, 10 subjects, 550 offerings.</w:t>
+      </w:r>
+    </w:p>
+    <w:p>
+      <w:pPr>
+        <w:pStyle w:val="ListBullet"/>
+      </w:pPr>
+      <w:r>
+        <w:t>Operations: 15,000 attendance, 150 exam schedules, 1,095 report cards (4,380 subject entries), 1,000 timetable entries, 650 student leaves.</w:t>
+      </w:r>
+    </w:p>
+    <w:p>
+      <w:pPr>
+        <w:pStyle w:val="ListBullet"/>
+      </w:pPr>
+      <w:r>
+        <w:t>Finance &amp; payroll: 500 invoices (3,976 items), 302 payments, 520 fee structures, 13 accounts, 5 expenses; payroll 146 structures + 438 records + 438 payslips; 146 HR employees.</w:t>
+      </w:r>
+    </w:p>
+    <w:p>
+      <w:pPr>
+        <w:pStyle w:val="ListBullet"/>
+      </w:pPr>
+      <w:r>
+        <w:t>Assets &amp; facilities: 100 inventory assets, 10 transport vehicles, 80 library books, 10 hostels (40 rooms, 100 allocations), 300 health records, 310 digital IDs.</w:t>
+      </w:r>
+    </w:p>
+    <w:p>
+      <w:pPr>
+        <w:pStyle w:val="ListBullet"/>
+      </w:pPr>
+      <w:r>
+        <w:t>Engagement: 25 LMS courses, 50 homework (365 submissions), 40 discipline incidents (13 actions), 35 events (175 RSVPs), 25 announcements, 60 messages (user-scoped by design - admin sees 0), 25 SMS logs, 50 helpdesk tickets, 50 alumni, 10 campus transfers.</w:t>
+      </w:r>
+    </w:p>
+    <w:p>
+      <w:pPr>
+        <w:pStyle w:val="Heading2"/>
+      </w:pPr>
+      <w:r>
+        <w:t>Live Deployment Verification</w:t>
+      </w:r>
+    </w:p>
+    <w:p>
+      <w:pPr>
+        <w:pStyle w:val="ListBullet"/>
+      </w:pPr>
+      <w:r>
+        <w:t>Backend API: https://perfect-foundation-api.vercel.app (Vercel serverless Django); Neon Postgres direct endpoint (ep-delicate-cloud-az3ascqk...).</w:t>
+      </w:r>
+    </w:p>
+    <w:p>
+      <w:pPr>
+        <w:pStyle w:val="ListBullet"/>
+      </w:pPr>
+      <w:r>
+        <w:t>Frontend: https://perfect-foundation-sms.vercel.app (React 19), proxy /api/* to the backend.</w:t>
+      </w:r>
+    </w:p>
+    <w:p>
+      <w:pPr>
+        <w:pStyle w:val="ListBullet"/>
+      </w:pPr>
+      <w:r>
+        <w:t>Login (demo_superadmin / DemoPassword!2026) returns 200 and sets sessionid; no page errors, no alert dialogs, and no 5xx responses across 47/48 inspected routes. /tenants redirects to / by design (role permission); the initial 403 on /api/auth/me/ is the normal pre-login check.</w:t>
+      </w:r>
+    </w:p>
+    <w:p>
+      <w:pPr>
+        <w:pStyle w:val="ListBullet"/>
+      </w:pPr>
+      <w:r>
+        <w:t>Both fixes (payroll commit 2d7f1a1, inquiry commit 55216f1) are committed and pushed to origin/master; working tree is clean.</w:t>
+      </w:r>
+    </w:p>
     <w:sectPr>
       <w:footerReference w:type="default" r:id="rId9"/>
       <w:pgSz w:w="12240" w:h="15840"/>
